--- a/docs/SAP_Technical_Documentation.docx
+++ b/docs/SAP_Technical_Documentation.docx
@@ -1254,6 +1254,49 @@
       </w:r>
       <w:r>
         <w:t xml:space="preserve">- Uses the shift’s shared mailbox as organizer</w:t>
+      </w:r>
+      <w:r>
+        <w:t xml:space="preserve"> </w:t>
+      </w:r>
+      <w:r>
+        <w:t xml:space="preserve">- Invitations are sent in</w:t>
+      </w:r>
+      <w:r>
+        <w:t xml:space="preserve"> </w:t>
+      </w:r>
+      <w:r>
+        <w:rPr>
+          <w:b/>
+          <w:bCs/>
+        </w:rPr>
+        <w:t xml:space="preserve">parallel batches of 5</w:t>
+      </w:r>
+      <w:r>
+        <w:t xml:space="preserve"> </w:t>
+      </w:r>
+      <w:r>
+        <w:t xml:space="preserve">using</w:t>
+      </w:r>
+      <w:r>
+        <w:t xml:space="preserve"> </w:t>
+      </w:r>
+      <w:r>
+        <w:rPr>
+          <w:rStyle w:val="VerbatimChar"/>
+        </w:rPr>
+        <w:t xml:space="preserve">Promise.allSettled</w:t>
+      </w:r>
+      <w:r>
+        <w:t xml:space="preserve"> </w:t>
+      </w:r>
+      <w:r>
+        <w:t xml:space="preserve">for performance</w:t>
+      </w:r>
+      <w:r>
+        <w:t xml:space="preserve"> </w:t>
+      </w:r>
+      <w:r>
+        <w:t xml:space="preserve">- A real-time progress dialog shows success/error counts during sending</w:t>
       </w:r>
       <w:r>
         <w:t xml:space="preserve"> </w:t>
@@ -2137,13 +2180,49 @@
     </w:p>
     <w:p>
       <w:pPr>
+        <w:pStyle w:val="BodyText"/>
+      </w:pPr>
+      <w:r>
+        <w:t xml:space="preserve">Rotation assignments use a</w:t>
+      </w:r>
+      <w:r>
+        <w:t xml:space="preserve"> </w:t>
+      </w:r>
+      <w:r>
+        <w:rPr>
+          <w:b/>
+          <w:bCs/>
+        </w:rPr>
+        <w:t xml:space="preserve">2-pass system</w:t>
+      </w:r>
+      <w:r>
+        <w:t xml:space="preserve">: all rotation assignments are processed across ALL dates BEFORE normal shift assignment begins. This ensures the</w:t>
+      </w:r>
+      <w:r>
+        <w:t xml:space="preserve"> </w:t>
+      </w:r>
+      <w:r>
+        <w:rPr>
+          <w:rStyle w:val="VerbatimChar"/>
+        </w:rPr>
+        <w:t xml:space="preserve">assignedNormalShiftSet</w:t>
+      </w:r>
+      <w:r>
+        <w:t xml:space="preserve"> </w:t>
+      </w:r>
+      <w:r>
+        <w:t xml:space="preserve">is fully populated before fair distribution runs.</w:t>
+      </w:r>
+    </w:p>
+    <w:p>
+      <w:pPr>
         <w:pStyle w:val="SourceCode"/>
       </w:pPr>
       <w:r>
         <w:rPr>
           <w:rStyle w:val="VerbatimChar"/>
         </w:rPr>
-        <w:t xml:space="preserve">For each date:</w:t>
+        <w:t xml:space="preserve">For ALL dates first (before any normal assignment):</w:t>
       </w:r>
       <w:r>
         <w:br/>
@@ -2207,6 +2286,24 @@
           <w:rStyle w:val="VerbatimChar"/>
         </w:rPr>
         <w:t xml:space="preserve">    CHECK: User is eligible for this shift</w:t>
+      </w:r>
+      <w:r>
+        <w:br/>
+      </w:r>
+      <w:r>
+        <w:rPr>
+          <w:rStyle w:val="VerbatimChar"/>
+        </w:rPr>
+        <w:t xml:space="preserve">    CHECK: Part-time / work schedule (respectWorkPercentage)</w:t>
+      </w:r>
+      <w:r>
+        <w:br/>
+      </w:r>
+      <w:r>
+        <w:rPr>
+          <w:rStyle w:val="VerbatimChar"/>
+        </w:rPr>
+        <w:t xml:space="preserve">    CHECK: Consecutive shift avoidance (per-shift minConsecutiveDays)</w:t>
       </w:r>
       <w:r>
         <w:br/>
@@ -2312,7 +2409,7 @@
         <w:rPr>
           <w:rStyle w:val="VerbatimChar"/>
         </w:rPr>
-        <w:t xml:space="preserve">PRIORITY 5: CONSECUTIVE SHIFTS → if "Avoid consecutive" ON</w:t>
+        <w:t xml:space="preserve">PRIORITY 5: CONSECUTIVE SHIFTS → per-shift minConsecutiveDays check</w:t>
       </w:r>
       <w:r>
         <w:br/>
@@ -2344,6 +2441,63 @@
         <w:rPr>
           <w:rStyle w:val="VerbatimChar"/>
         </w:rPr>
+        <w:t xml:space="preserve">PASS 0: Consecutive Days Preference</w:t>
+      </w:r>
+      <w:r>
+        <w:br/>
+      </w:r>
+      <w:r>
+        <w:rPr>
+          <w:rStyle w:val="VerbatimChar"/>
+        </w:rPr>
+        <w:t xml:space="preserve">  - Each shift has a `minConsecutiveDays` setting (1-3)</w:t>
+      </w:r>
+      <w:r>
+        <w:br/>
+      </w:r>
+      <w:r>
+        <w:rPr>
+          <w:rStyle w:val="VerbatimChar"/>
+        </w:rPr>
+        <w:t xml:space="preserve">  - If minConsecutiveDays &gt; 1, the algorithm tries to keep the same person for N consecutive days</w:t>
+      </w:r>
+      <w:r>
+        <w:br/>
+      </w:r>
+      <w:r>
+        <w:rPr>
+          <w:rStyle w:val="VerbatimChar"/>
+        </w:rPr>
+        <w:t xml:space="preserve">  - Below minimum: always keep same user (do not rotate)</w:t>
+      </w:r>
+      <w:r>
+        <w:br/>
+      </w:r>
+      <w:r>
+        <w:rPr>
+          <w:rStyle w:val="VerbatimChar"/>
+        </w:rPr>
+        <w:t xml:space="preserve">  - At/above minimum: keep if user's ratio ≤ 1.2× average of others (fair distribution check)</w:t>
+      </w:r>
+      <w:r>
+        <w:br/>
+      </w:r>
+      <w:r>
+        <w:rPr>
+          <w:rStyle w:val="VerbatimChar"/>
+        </w:rPr>
+        <w:t xml:space="preserve">  - Uses a `shiftConsecutiveTracker` map per shift to track current streak</w:t>
+      </w:r>
+      <w:r>
+        <w:br/>
+      </w:r>
+      <w:r>
+        <w:br/>
+      </w:r>
+      <w:r>
+        <w:rPr>
+          <w:rStyle w:val="VerbatimChar"/>
+        </w:rPr>
         <w:t xml:space="preserve">PASS 1: Round-robin — pick next user in weekly queue, skip if already assigned this week</w:t>
       </w:r>
       <w:r>
@@ -2449,6 +2603,33 @@
           <w:rStyle w:val="VerbatimChar"/>
         </w:rPr>
         <w:t xml:space="preserve">        CHECK: MAX_LOAD rule on linked shift</w:t>
+      </w:r>
+      <w:r>
+        <w:br/>
+      </w:r>
+      <w:r>
+        <w:rPr>
+          <w:rStyle w:val="VerbatimChar"/>
+        </w:rPr>
+        <w:t xml:space="preserve">        CHECK: Part-time / work schedule for linked shift</w:t>
+      </w:r>
+      <w:r>
+        <w:br/>
+      </w:r>
+      <w:r>
+        <w:rPr>
+          <w:rStyle w:val="VerbatimChar"/>
+        </w:rPr>
+        <w:t xml:space="preserve">        CHECK: Public holiday for linked shift user</w:t>
+      </w:r>
+      <w:r>
+        <w:br/>
+      </w:r>
+      <w:r>
+        <w:rPr>
+          <w:rStyle w:val="VerbatimChar"/>
+        </w:rPr>
+        <w:t xml:space="preserve">        CHECK: OOF availability for linked shift (if calendar check enabled)</w:t>
       </w:r>
       <w:r>
         <w:br/>
@@ -3015,7 +3196,7 @@
               <w:rPr>
                 <w:rStyle w:val="VerbatimChar"/>
               </w:rPr>
-              <w:t xml:space="preserve">{ patternId, priority }</w:t>
+              <w:t xml:space="preserve">{ patternId }</w:t>
             </w:r>
           </w:p>
         </w:tc>
@@ -3667,6 +3848,41 @@
             </w:pPr>
             <w:r>
               <w:t xml:space="preserve">Hex color code</w:t>
+            </w:r>
+          </w:p>
+        </w:tc>
+      </w:tr>
+      <w:tr>
+        <w:tc>
+          <w:tcPr/>
+          <w:p>
+            <w:pPr>
+              <w:pStyle w:val="Compact"/>
+            </w:pPr>
+            <w:r>
+              <w:t xml:space="preserve">minConsecutiveDays</w:t>
+            </w:r>
+          </w:p>
+        </w:tc>
+        <w:tc>
+          <w:tcPr/>
+          <w:p>
+            <w:pPr>
+              <w:pStyle w:val="Compact"/>
+            </w:pPr>
+            <w:r>
+              <w:t xml:space="preserve">Int (default 1)</w:t>
+            </w:r>
+          </w:p>
+        </w:tc>
+        <w:tc>
+          <w:tcPr/>
+          <w:p>
+            <w:pPr>
+              <w:pStyle w:val="Compact"/>
+            </w:pPr>
+            <w:r>
+              <w:t xml:space="preserve">Consecutive days target (1-3)</w:t>
             </w:r>
           </w:p>
         </w:tc>
@@ -6676,7 +6892,7 @@
     </w:p>
     <w:bookmarkEnd w:id="37"/>
     <w:bookmarkEnd w:id="38"/>
-    <w:bookmarkStart w:id="46" w:name="deployment"/>
+    <w:bookmarkStart w:id="54" w:name="deployment"/>
     <w:p>
       <w:pPr>
         <w:pStyle w:val="Heading1"/>
@@ -6703,7 +6919,7 @@
         </w:numPr>
       </w:pPr>
       <w:r>
-        <w:t xml:space="preserve">Linux server (AlmaLinux 9.x recommended) with Docker 27.x, Docker Compose v2, Git</w:t>
+        <w:t xml:space="preserve">AlmaLinux 9.x server (minimal install)</w:t>
       </w:r>
     </w:p>
     <w:p>
@@ -6715,7 +6931,7 @@
         </w:numPr>
       </w:pPr>
       <w:r>
-        <w:t xml:space="preserve">Microsoft Azure AD (Entra ID) app registration</w:t>
+        <w:t xml:space="preserve">Microsoft Azure AD (Entra ID) app registration (see Section 7.2)</w:t>
       </w:r>
     </w:p>
     <w:p>
@@ -6752,6 +6968,18 @@
           <w:rStyle w:val="VerbatimChar"/>
         </w:rPr>
         <w:t xml:space="preserve">graph.microsoft.com</w:t>
+      </w:r>
+    </w:p>
+    <w:p>
+      <w:pPr>
+        <w:pStyle w:val="Compact"/>
+        <w:numPr>
+          <w:ilvl w:val="0"/>
+          <w:numId w:val="1006"/>
+        </w:numPr>
+      </w:pPr>
+      <w:r>
+        <w:t xml:space="preserve">SSH access to the server with sudo privileges</w:t>
       </w:r>
     </w:p>
     <w:bookmarkEnd w:id="39"/>
@@ -7135,13 +7363,22 @@
       </w:r>
     </w:p>
     <w:bookmarkEnd w:id="40"/>
-    <w:bookmarkStart w:id="41" w:name="server-setup"/>
+    <w:bookmarkStart w:id="49" w:name="X33dc3e83dc93ee13cb305d3086c5a87fba9f81e"/>
     <w:p>
       <w:pPr>
         <w:pStyle w:val="Heading2"/>
       </w:pPr>
       <w:r>
-        <w:t xml:space="preserve">7.3 Server Setup</w:t>
+        <w:t xml:space="preserve">7.3 Server Setup — Fresh AlmaLinux Installation</w:t>
+      </w:r>
+    </w:p>
+    <w:bookmarkStart w:id="41" w:name="step-1-system-update"/>
+    <w:p>
+      <w:pPr>
+        <w:pStyle w:val="Heading3"/>
+      </w:pPr>
+      <w:r>
+        <w:t xml:space="preserve">Step 1: System Update</w:t>
       </w:r>
     </w:p>
     <w:p>
@@ -7152,18 +7389,645 @@
         <w:rPr>
           <w:rStyle w:val="FunctionTok"/>
         </w:rPr>
-        <w:t xml:space="preserve">git</w:t>
+        <w:t xml:space="preserve">sudo</w:t>
       </w:r>
       <w:r>
         <w:rPr>
           <w:rStyle w:val="NormalTok"/>
         </w:rPr>
-        <w:t xml:space="preserve"> clone </w:t>
+        <w:t xml:space="preserve"> dnf update </w:t>
+      </w:r>
+      <w:r>
+        <w:rPr>
+          <w:rStyle w:val="AttributeTok"/>
+        </w:rPr>
+        <w:t xml:space="preserve">-y</w:t>
+      </w:r>
+      <w:r>
+        <w:br/>
+      </w:r>
+      <w:r>
+        <w:rPr>
+          <w:rStyle w:val="FunctionTok"/>
+        </w:rPr>
+        <w:t xml:space="preserve">sudo</w:t>
+      </w:r>
+      <w:r>
+        <w:rPr>
+          <w:rStyle w:val="NormalTok"/>
+        </w:rPr>
+        <w:t xml:space="preserve"> dnf install </w:t>
+      </w:r>
+      <w:r>
+        <w:rPr>
+          <w:rStyle w:val="AttributeTok"/>
+        </w:rPr>
+        <w:t xml:space="preserve">-y</w:t>
+      </w:r>
+      <w:r>
+        <w:rPr>
+          <w:rStyle w:val="NormalTok"/>
+        </w:rPr>
+        <w:t xml:space="preserve"> git nano curl wget</w:t>
+      </w:r>
+    </w:p>
+    <w:bookmarkEnd w:id="41"/>
+    <w:bookmarkStart w:id="42" w:name="step-2-install-docker-engine"/>
+    <w:p>
+      <w:pPr>
+        <w:pStyle w:val="Heading3"/>
+      </w:pPr>
+      <w:r>
+        <w:t xml:space="preserve">Step 2: Install Docker Engine</w:t>
+      </w:r>
+    </w:p>
+    <w:p>
+      <w:pPr>
+        <w:pStyle w:val="SourceCode"/>
+      </w:pPr>
+      <w:r>
+        <w:rPr>
+          <w:rStyle w:val="CommentTok"/>
+        </w:rPr>
+        <w:t xml:space="preserve"># Add Docker repository</w:t>
+      </w:r>
+      <w:r>
+        <w:br/>
+      </w:r>
+      <w:r>
+        <w:rPr>
+          <w:rStyle w:val="FunctionTok"/>
+        </w:rPr>
+        <w:t xml:space="preserve">sudo</w:t>
+      </w:r>
+      <w:r>
+        <w:rPr>
+          <w:rStyle w:val="NormalTok"/>
+        </w:rPr>
+        <w:t xml:space="preserve"> dnf config-manager </w:t>
+      </w:r>
+      <w:r>
+        <w:rPr>
+          <w:rStyle w:val="AttributeTok"/>
+        </w:rPr>
+        <w:t xml:space="preserve">--add-repo</w:t>
+      </w:r>
+      <w:r>
+        <w:rPr>
+          <w:rStyle w:val="NormalTok"/>
+        </w:rPr>
+        <w:t xml:space="preserve"> https://download.docker.com/linux/centos/docker-ce.repo</w:t>
+      </w:r>
+      <w:r>
+        <w:br/>
+      </w:r>
+      <w:r>
+        <w:br/>
+      </w:r>
+      <w:r>
+        <w:rPr>
+          <w:rStyle w:val="CommentTok"/>
+        </w:rPr>
+        <w:t xml:space="preserve"># Install Docker + Compose plugin</w:t>
+      </w:r>
+      <w:r>
+        <w:br/>
+      </w:r>
+      <w:r>
+        <w:rPr>
+          <w:rStyle w:val="FunctionTok"/>
+        </w:rPr>
+        <w:t xml:space="preserve">sudo</w:t>
+      </w:r>
+      <w:r>
+        <w:rPr>
+          <w:rStyle w:val="NormalTok"/>
+        </w:rPr>
+        <w:t xml:space="preserve"> dnf install </w:t>
+      </w:r>
+      <w:r>
+        <w:rPr>
+          <w:rStyle w:val="AttributeTok"/>
+        </w:rPr>
+        <w:t xml:space="preserve">-y</w:t>
+      </w:r>
+      <w:r>
+        <w:rPr>
+          <w:rStyle w:val="NormalTok"/>
+        </w:rPr>
+        <w:t xml:space="preserve"> docker-ce docker-ce-cli containerd.io docker-compose-plugin</w:t>
+      </w:r>
+      <w:r>
+        <w:br/>
+      </w:r>
+      <w:r>
+        <w:br/>
+      </w:r>
+      <w:r>
+        <w:rPr>
+          <w:rStyle w:val="CommentTok"/>
+        </w:rPr>
+        <w:t xml:space="preserve"># Start and enable Docker</w:t>
+      </w:r>
+      <w:r>
+        <w:br/>
+      </w:r>
+      <w:r>
+        <w:rPr>
+          <w:rStyle w:val="FunctionTok"/>
+        </w:rPr>
+        <w:t xml:space="preserve">sudo</w:t>
+      </w:r>
+      <w:r>
+        <w:rPr>
+          <w:rStyle w:val="NormalTok"/>
+        </w:rPr>
+        <w:t xml:space="preserve"> systemctl start docker</w:t>
+      </w:r>
+      <w:r>
+        <w:br/>
+      </w:r>
+      <w:r>
+        <w:rPr>
+          <w:rStyle w:val="FunctionTok"/>
+        </w:rPr>
+        <w:t xml:space="preserve">sudo</w:t>
+      </w:r>
+      <w:r>
+        <w:rPr>
+          <w:rStyle w:val="NormalTok"/>
+        </w:rPr>
+        <w:t xml:space="preserve"> systemctl enable docker</w:t>
+      </w:r>
+      <w:r>
+        <w:br/>
+      </w:r>
+      <w:r>
+        <w:br/>
+      </w:r>
+      <w:r>
+        <w:rPr>
+          <w:rStyle w:val="CommentTok"/>
+        </w:rPr>
+        <w:t xml:space="preserve"># Add your user to docker group (avoids sudo for docker commands)</w:t>
+      </w:r>
+      <w:r>
+        <w:br/>
+      </w:r>
+      <w:r>
+        <w:rPr>
+          <w:rStyle w:val="FunctionTok"/>
+        </w:rPr>
+        <w:t xml:space="preserve">sudo</w:t>
+      </w:r>
+      <w:r>
+        <w:rPr>
+          <w:rStyle w:val="NormalTok"/>
+        </w:rPr>
+        <w:t xml:space="preserve"> usermod </w:t>
+      </w:r>
+      <w:r>
+        <w:rPr>
+          <w:rStyle w:val="AttributeTok"/>
+        </w:rPr>
+        <w:t xml:space="preserve">-aG</w:t>
+      </w:r>
+      <w:r>
+        <w:rPr>
+          <w:rStyle w:val="NormalTok"/>
+        </w:rPr>
+        <w:t xml:space="preserve"> docker </w:t>
+      </w:r>
+      <w:r>
+        <w:rPr>
+          <w:rStyle w:val="VariableTok"/>
+        </w:rPr>
+        <w:t xml:space="preserve">$USER</w:t>
+      </w:r>
+      <w:r>
+        <w:br/>
+      </w:r>
+      <w:r>
+        <w:rPr>
+          <w:rStyle w:val="ExtensionTok"/>
+        </w:rPr>
+        <w:t xml:space="preserve">newgrp</w:t>
+      </w:r>
+      <w:r>
+        <w:rPr>
+          <w:rStyle w:val="NormalTok"/>
+        </w:rPr>
+        <w:t xml:space="preserve"> docker</w:t>
+      </w:r>
+    </w:p>
+    <w:bookmarkEnd w:id="42"/>
+    <w:bookmarkStart w:id="43" w:name="X95e62712a72304a63f39a1274ebd2ebdb684362"/>
+    <w:p>
+      <w:pPr>
+        <w:pStyle w:val="Heading3"/>
+      </w:pPr>
+      <w:r>
+        <w:t xml:space="preserve">Step 3: Install Node.js (for local Prisma commands / development)</w:t>
+      </w:r>
+    </w:p>
+    <w:p>
+      <w:pPr>
+        <w:pStyle w:val="SourceCode"/>
+      </w:pPr>
+      <w:r>
+        <w:rPr>
+          <w:rStyle w:val="CommentTok"/>
+        </w:rPr>
+        <w:t xml:space="preserve"># Install Node.js 20 LTS via NodeSource</w:t>
+      </w:r>
+      <w:r>
+        <w:br/>
+      </w:r>
+      <w:r>
+        <w:rPr>
+          <w:rStyle w:val="ExtensionTok"/>
+        </w:rPr>
+        <w:t xml:space="preserve">curl</w:t>
+      </w:r>
+      <w:r>
+        <w:rPr>
+          <w:rStyle w:val="NormalTok"/>
+        </w:rPr>
+        <w:t xml:space="preserve"> </w:t>
+      </w:r>
+      <w:r>
+        <w:rPr>
+          <w:rStyle w:val="AttributeTok"/>
+        </w:rPr>
+        <w:t xml:space="preserve">-fsSL</w:t>
+      </w:r>
+      <w:r>
+        <w:rPr>
+          <w:rStyle w:val="NormalTok"/>
+        </w:rPr>
+        <w:t xml:space="preserve"> https://rpm.nodesource.com/setup_20.x </w:t>
+      </w:r>
+      <w:r>
+        <w:rPr>
+          <w:rStyle w:val="KeywordTok"/>
+        </w:rPr>
+        <w:t xml:space="preserve">|</w:t>
+      </w:r>
+      <w:r>
+        <w:rPr>
+          <w:rStyle w:val="NormalTok"/>
+        </w:rPr>
+        <w:t xml:space="preserve"> </w:t>
+      </w:r>
+      <w:r>
+        <w:rPr>
+          <w:rStyle w:val="FunctionTok"/>
+        </w:rPr>
+        <w:t xml:space="preserve">sudo</w:t>
+      </w:r>
+      <w:r>
+        <w:rPr>
+          <w:rStyle w:val="NormalTok"/>
+        </w:rPr>
+        <w:t xml:space="preserve"> bash </w:t>
+      </w:r>
+      <w:r>
+        <w:rPr>
+          <w:rStyle w:val="AttributeTok"/>
+        </w:rPr>
+        <w:t xml:space="preserve">-</w:t>
+      </w:r>
+      <w:r>
+        <w:br/>
+      </w:r>
+      <w:r>
+        <w:rPr>
+          <w:rStyle w:val="FunctionTok"/>
+        </w:rPr>
+        <w:t xml:space="preserve">sudo</w:t>
+      </w:r>
+      <w:r>
+        <w:rPr>
+          <w:rStyle w:val="NormalTok"/>
+        </w:rPr>
+        <w:t xml:space="preserve"> dnf install </w:t>
+      </w:r>
+      <w:r>
+        <w:rPr>
+          <w:rStyle w:val="AttributeTok"/>
+        </w:rPr>
+        <w:t xml:space="preserve">-y</w:t>
+      </w:r>
+      <w:r>
+        <w:rPr>
+          <w:rStyle w:val="NormalTok"/>
+        </w:rPr>
+        <w:t xml:space="preserve"> nodejs</w:t>
+      </w:r>
+      <w:r>
+        <w:br/>
+      </w:r>
+      <w:r>
+        <w:br/>
+      </w:r>
+      <w:r>
+        <w:rPr>
+          <w:rStyle w:val="CommentTok"/>
+        </w:rPr>
+        <w:t xml:space="preserve"># Verify</w:t>
+      </w:r>
+      <w:r>
+        <w:br/>
+      </w:r>
+      <w:r>
+        <w:rPr>
+          <w:rStyle w:val="ExtensionTok"/>
+        </w:rPr>
+        <w:t xml:space="preserve">node</w:t>
+      </w:r>
+      <w:r>
+        <w:rPr>
+          <w:rStyle w:val="NormalTok"/>
+        </w:rPr>
+        <w:t xml:space="preserve"> </w:t>
+      </w:r>
+      <w:r>
+        <w:rPr>
+          <w:rStyle w:val="AttributeTok"/>
+        </w:rPr>
+        <w:t xml:space="preserve">-v</w:t>
+      </w:r>
+      <w:r>
+        <w:rPr>
+          <w:rStyle w:val="NormalTok"/>
+        </w:rPr>
+        <w:t xml:space="preserve">  </w:t>
+      </w:r>
+      <w:r>
+        <w:rPr>
+          <w:rStyle w:val="CommentTok"/>
+        </w:rPr>
+        <w:t xml:space="preserve"># v20.x</w:t>
+      </w:r>
+      <w:r>
+        <w:br/>
+      </w:r>
+      <w:r>
+        <w:rPr>
+          <w:rStyle w:val="ExtensionTok"/>
+        </w:rPr>
+        <w:t xml:space="preserve">npm</w:t>
+      </w:r>
+      <w:r>
+        <w:rPr>
+          <w:rStyle w:val="NormalTok"/>
+        </w:rPr>
+        <w:t xml:space="preserve"> </w:t>
+      </w:r>
+      <w:r>
+        <w:rPr>
+          <w:rStyle w:val="AttributeTok"/>
+        </w:rPr>
+        <w:t xml:space="preserve">-v</w:t>
+      </w:r>
+    </w:p>
+    <w:p>
+      <w:pPr>
+        <w:pStyle w:val="BlockText"/>
+      </w:pPr>
+      <w:r>
+        <w:rPr>
+          <w:b/>
+          <w:bCs/>
+        </w:rPr>
+        <w:t xml:space="preserve">Note:</w:t>
+      </w:r>
+      <w:r>
+        <w:t xml:space="preserve"> </w:t>
+      </w:r>
+      <w:r>
+        <w:t xml:space="preserve">Node.js on the host is optional — only needed if you want to run Prisma Studio locally (</w:t>
+      </w:r>
+      <w:r>
+        <w:rPr>
+          <w:rStyle w:val="VerbatimChar"/>
+        </w:rPr>
+        <w:t xml:space="preserve">npx prisma studio --url postgresql://...</w:t>
+      </w:r>
+      <w:r>
+        <w:t xml:space="preserve">), run tests, or develop directly on the server. The application itself runs inside Docker containers.</w:t>
+      </w:r>
+    </w:p>
+    <w:bookmarkEnd w:id="43"/>
+    <w:bookmarkStart w:id="44" w:name="step-4-configure-firewall"/>
+    <w:p>
+      <w:pPr>
+        <w:pStyle w:val="Heading3"/>
+      </w:pPr>
+      <w:r>
+        <w:t xml:space="preserve">Step 4: Configure Firewall</w:t>
+      </w:r>
+    </w:p>
+    <w:p>
+      <w:pPr>
+        <w:pStyle w:val="SourceCode"/>
+      </w:pPr>
+      <w:r>
+        <w:rPr>
+          <w:rStyle w:val="CommentTok"/>
+        </w:rPr>
+        <w:t xml:space="preserve"># Allow HTTPS (8443) and HTTP (8080) for Nginx</w:t>
+      </w:r>
+      <w:r>
+        <w:br/>
+      </w:r>
+      <w:r>
+        <w:rPr>
+          <w:rStyle w:val="FunctionTok"/>
+        </w:rPr>
+        <w:t xml:space="preserve">sudo</w:t>
+      </w:r>
+      <w:r>
+        <w:rPr>
+          <w:rStyle w:val="NormalTok"/>
+        </w:rPr>
+        <w:t xml:space="preserve"> firewall-cmd </w:t>
+      </w:r>
+      <w:r>
+        <w:rPr>
+          <w:rStyle w:val="AttributeTok"/>
+        </w:rPr>
+        <w:t xml:space="preserve">--permanent</w:t>
+      </w:r>
+      <w:r>
+        <w:rPr>
+          <w:rStyle w:val="NormalTok"/>
+        </w:rPr>
+        <w:t xml:space="preserve"> </w:t>
+      </w:r>
+      <w:r>
+        <w:rPr>
+          <w:rStyle w:val="AttributeTok"/>
+        </w:rPr>
+        <w:t xml:space="preserve">--add-port</w:t>
       </w:r>
       <w:r>
         <w:rPr>
           <w:rStyle w:val="OperatorTok"/>
         </w:rPr>
+        <w:t xml:space="preserve">=</w:t>
+      </w:r>
+      <w:r>
+        <w:rPr>
+          <w:rStyle w:val="NormalTok"/>
+        </w:rPr>
+        <w:t xml:space="preserve">8443/tcp</w:t>
+      </w:r>
+      <w:r>
+        <w:br/>
+      </w:r>
+      <w:r>
+        <w:rPr>
+          <w:rStyle w:val="FunctionTok"/>
+        </w:rPr>
+        <w:t xml:space="preserve">sudo</w:t>
+      </w:r>
+      <w:r>
+        <w:rPr>
+          <w:rStyle w:val="NormalTok"/>
+        </w:rPr>
+        <w:t xml:space="preserve"> firewall-cmd </w:t>
+      </w:r>
+      <w:r>
+        <w:rPr>
+          <w:rStyle w:val="AttributeTok"/>
+        </w:rPr>
+        <w:t xml:space="preserve">--permanent</w:t>
+      </w:r>
+      <w:r>
+        <w:rPr>
+          <w:rStyle w:val="NormalTok"/>
+        </w:rPr>
+        <w:t xml:space="preserve"> </w:t>
+      </w:r>
+      <w:r>
+        <w:rPr>
+          <w:rStyle w:val="AttributeTok"/>
+        </w:rPr>
+        <w:t xml:space="preserve">--add-port</w:t>
+      </w:r>
+      <w:r>
+        <w:rPr>
+          <w:rStyle w:val="OperatorTok"/>
+        </w:rPr>
+        <w:t xml:space="preserve">=</w:t>
+      </w:r>
+      <w:r>
+        <w:rPr>
+          <w:rStyle w:val="NormalTok"/>
+        </w:rPr>
+        <w:t xml:space="preserve">8080/tcp</w:t>
+      </w:r>
+      <w:r>
+        <w:br/>
+      </w:r>
+      <w:r>
+        <w:rPr>
+          <w:rStyle w:val="FunctionTok"/>
+        </w:rPr>
+        <w:t xml:space="preserve">sudo</w:t>
+      </w:r>
+      <w:r>
+        <w:rPr>
+          <w:rStyle w:val="NormalTok"/>
+        </w:rPr>
+        <w:t xml:space="preserve"> firewall-cmd </w:t>
+      </w:r>
+      <w:r>
+        <w:rPr>
+          <w:rStyle w:val="AttributeTok"/>
+        </w:rPr>
+        <w:t xml:space="preserve">--reload</w:t>
+      </w:r>
+      <w:r>
+        <w:br/>
+      </w:r>
+      <w:r>
+        <w:br/>
+      </w:r>
+      <w:r>
+        <w:rPr>
+          <w:rStyle w:val="CommentTok"/>
+        </w:rPr>
+        <w:t xml:space="preserve"># Verify</w:t>
+      </w:r>
+      <w:r>
+        <w:br/>
+      </w:r>
+      <w:r>
+        <w:rPr>
+          <w:rStyle w:val="FunctionTok"/>
+        </w:rPr>
+        <w:t xml:space="preserve">sudo</w:t>
+      </w:r>
+      <w:r>
+        <w:rPr>
+          <w:rStyle w:val="NormalTok"/>
+        </w:rPr>
+        <w:t xml:space="preserve"> firewall-cmd </w:t>
+      </w:r>
+      <w:r>
+        <w:rPr>
+          <w:rStyle w:val="AttributeTok"/>
+        </w:rPr>
+        <w:t xml:space="preserve">--list-ports</w:t>
+      </w:r>
+    </w:p>
+    <w:bookmarkEnd w:id="44"/>
+    <w:bookmarkStart w:id="45" w:name="step-5-clone-and-configure"/>
+    <w:p>
+      <w:pPr>
+        <w:pStyle w:val="Heading3"/>
+      </w:pPr>
+      <w:r>
+        <w:t xml:space="preserve">Step 5: Clone and Configure</w:t>
+      </w:r>
+    </w:p>
+    <w:p>
+      <w:pPr>
+        <w:pStyle w:val="SourceCode"/>
+      </w:pPr>
+      <w:r>
+        <w:rPr>
+          <w:rStyle w:val="BuiltInTok"/>
+        </w:rPr>
+        <w:t xml:space="preserve">cd</w:t>
+      </w:r>
+      <w:r>
+        <w:rPr>
+          <w:rStyle w:val="NormalTok"/>
+        </w:rPr>
+        <w:t xml:space="preserve"> /opt</w:t>
+      </w:r>
+      <w:r>
+        <w:br/>
+      </w:r>
+      <w:r>
+        <w:rPr>
+          <w:rStyle w:val="FunctionTok"/>
+        </w:rPr>
+        <w:t xml:space="preserve">sudo</w:t>
+      </w:r>
+      <w:r>
+        <w:rPr>
+          <w:rStyle w:val="NormalTok"/>
+        </w:rPr>
+        <w:t xml:space="preserve"> git clone </w:t>
+      </w:r>
+      <w:r>
+        <w:rPr>
+          <w:rStyle w:val="OperatorTok"/>
+        </w:rPr>
         <w:t xml:space="preserve">&lt;</w:t>
       </w:r>
       <w:r>
@@ -7179,6 +8043,63 @@
         <w:t xml:space="preserve">&gt;</w:t>
       </w:r>
       <w:r>
+        <w:rPr>
+          <w:rStyle w:val="NormalTok"/>
+        </w:rPr>
+        <w:t xml:space="preserve"> SAP_Almalinux</w:t>
+      </w:r>
+      <w:r>
+        <w:br/>
+      </w:r>
+      <w:r>
+        <w:rPr>
+          <w:rStyle w:val="FunctionTok"/>
+        </w:rPr>
+        <w:t xml:space="preserve">sudo</w:t>
+      </w:r>
+      <w:r>
+        <w:rPr>
+          <w:rStyle w:val="NormalTok"/>
+        </w:rPr>
+        <w:t xml:space="preserve"> chown </w:t>
+      </w:r>
+      <w:r>
+        <w:rPr>
+          <w:rStyle w:val="AttributeTok"/>
+        </w:rPr>
+        <w:t xml:space="preserve">-R</w:t>
+      </w:r>
+      <w:r>
+        <w:rPr>
+          <w:rStyle w:val="NormalTok"/>
+        </w:rPr>
+        <w:t xml:space="preserve"> </w:t>
+      </w:r>
+      <w:r>
+        <w:rPr>
+          <w:rStyle w:val="VariableTok"/>
+        </w:rPr>
+        <w:t xml:space="preserve">$USER</w:t>
+      </w:r>
+      <w:r>
+        <w:rPr>
+          <w:rStyle w:val="NormalTok"/>
+        </w:rPr>
+        <w:t xml:space="preserve">:</w:t>
+      </w:r>
+      <w:r>
+        <w:rPr>
+          <w:rStyle w:val="VariableTok"/>
+        </w:rPr>
+        <w:t xml:space="preserve">$USER</w:t>
+      </w:r>
+      <w:r>
+        <w:rPr>
+          <w:rStyle w:val="NormalTok"/>
+        </w:rPr>
+        <w:t xml:space="preserve"> SAP_Almalinux</w:t>
+      </w:r>
+      <w:r>
         <w:br/>
       </w:r>
       <w:r>
@@ -7197,6 +8118,18 @@
         <w:br/>
       </w:r>
       <w:r>
+        <w:br/>
+      </w:r>
+      <w:r>
+        <w:rPr>
+          <w:rStyle w:val="CommentTok"/>
+        </w:rPr>
+        <w:t xml:space="preserve"># Create environment file</w:t>
+      </w:r>
+      <w:r>
+        <w:br/>
+      </w:r>
+      <w:r>
         <w:rPr>
           <w:rStyle w:val="FunctionTok"/>
         </w:rPr>
@@ -7206,7 +8139,13 @@
         <w:rPr>
           <w:rStyle w:val="NormalTok"/>
         </w:rPr>
-        <w:t xml:space="preserve"> .env.example .env</w:t>
+        <w:t xml:space="preserve"> .env.example .env   </w:t>
+      </w:r>
+      <w:r>
+        <w:rPr>
+          <w:rStyle w:val="CommentTok"/>
+        </w:rPr>
+        <w:t xml:space="preserve"># or create manually</w:t>
       </w:r>
       <w:r>
         <w:br/>
@@ -7221,13 +8160,23 @@
         <w:rPr>
           <w:rStyle w:val="NormalTok"/>
         </w:rPr>
-        <w:t xml:space="preserve"> .env  </w:t>
+        <w:t xml:space="preserve"> .env              </w:t>
       </w:r>
       <w:r>
         <w:rPr>
           <w:rStyle w:val="CommentTok"/>
         </w:rPr>
-        <w:t xml:space="preserve"># Fill in all values</w:t>
+        <w:t xml:space="preserve"># Fill in all values (see Section 7.4)</w:t>
+      </w:r>
+    </w:p>
+    <w:bookmarkEnd w:id="45"/>
+    <w:bookmarkStart w:id="46" w:name="step-6-configure-nginx-domain"/>
+    <w:p>
+      <w:pPr>
+        <w:pStyle w:val="Heading3"/>
+      </w:pPr>
+      <w:r>
+        <w:t xml:space="preserve">Step 6: Configure Nginx Domain</w:t>
       </w:r>
     </w:p>
     <w:p>
@@ -7235,7 +8184,13 @@
         <w:pStyle w:val="FirstParagraph"/>
       </w:pPr>
       <w:r>
-        <w:t xml:space="preserve">Edit</w:t>
+        <w:t xml:space="preserve">Edit the domain name in these files:</w:t>
+      </w:r>
+      <w:r>
+        <w:t xml:space="preserve"> </w:t>
+      </w:r>
+      <w:r>
+        <w:t xml:space="preserve">-</w:t>
       </w:r>
       <w:r>
         <w:t xml:space="preserve"> </w:t>
@@ -7250,7 +8205,104 @@
         <w:t xml:space="preserve"> </w:t>
       </w:r>
       <w:r>
-        <w:t xml:space="preserve">— replace domain name.</w:t>
+        <w:t xml:space="preserve">— replace</w:t>
+      </w:r>
+      <w:r>
+        <w:t xml:space="preserve"> </w:t>
+      </w:r>
+      <w:r>
+        <w:rPr>
+          <w:rStyle w:val="VerbatimChar"/>
+        </w:rPr>
+        <w:t xml:space="preserve">sap.lab.sr.bnc.ch</w:t>
+      </w:r>
+      <w:r>
+        <w:t xml:space="preserve"> </w:t>
+      </w:r>
+      <w:r>
+        <w:t xml:space="preserve">with your domain</w:t>
+      </w:r>
+      <w:r>
+        <w:t xml:space="preserve"> </w:t>
+      </w:r>
+      <w:r>
+        <w:t xml:space="preserve">-</w:t>
+      </w:r>
+      <w:r>
+        <w:t xml:space="preserve"> </w:t>
+      </w:r>
+      <w:r>
+        <w:rPr>
+          <w:rStyle w:val="VerbatimChar"/>
+        </w:rPr>
+        <w:t xml:space="preserve">nginx/init-certs.sh</w:t>
+      </w:r>
+      <w:r>
+        <w:t xml:space="preserve"> </w:t>
+      </w:r>
+      <w:r>
+        <w:t xml:space="preserve">— replace</w:t>
+      </w:r>
+      <w:r>
+        <w:t xml:space="preserve"> </w:t>
+      </w:r>
+      <w:r>
+        <w:rPr>
+          <w:rStyle w:val="VerbatimChar"/>
+        </w:rPr>
+        <w:t xml:space="preserve">sap.lab.sr.bnc.ch</w:t>
+      </w:r>
+      <w:r>
+        <w:t xml:space="preserve"> </w:t>
+      </w:r>
+      <w:r>
+        <w:t xml:space="preserve">with your domain</w:t>
+      </w:r>
+      <w:r>
+        <w:t xml:space="preserve"> </w:t>
+      </w:r>
+      <w:r>
+        <w:t xml:space="preserve">-</w:t>
+      </w:r>
+      <w:r>
+        <w:t xml:space="preserve"> </w:t>
+      </w:r>
+      <w:r>
+        <w:rPr>
+          <w:rStyle w:val="VerbatimChar"/>
+        </w:rPr>
+        <w:t xml:space="preserve">nginx/sap-san.cnf</w:t>
+      </w:r>
+      <w:r>
+        <w:t xml:space="preserve"> </w:t>
+      </w:r>
+      <w:r>
+        <w:t xml:space="preserve">— replace</w:t>
+      </w:r>
+      <w:r>
+        <w:t xml:space="preserve"> </w:t>
+      </w:r>
+      <w:r>
+        <w:rPr>
+          <w:rStyle w:val="VerbatimChar"/>
+        </w:rPr>
+        <w:t xml:space="preserve">sap.lab.sr.bnc.ch</w:t>
+      </w:r>
+      <w:r>
+        <w:t xml:space="preserve"> </w:t>
+      </w:r>
+      <w:r>
+        <w:t xml:space="preserve">with your domain</w:t>
+      </w:r>
+    </w:p>
+    <w:bookmarkEnd w:id="46"/>
+    <w:bookmarkStart w:id="47" w:name="step-7-build-and-start"/>
+    <w:p>
+      <w:pPr>
+        <w:pStyle w:val="Heading3"/>
+      </w:pPr>
+      <w:r>
+        <w:t xml:space="preserve">Step 7: Build and Start</w:t>
       </w:r>
     </w:p>
     <w:p>
@@ -7259,6 +8311,15 @@
       </w:pPr>
       <w:r>
         <w:rPr>
+          <w:rStyle w:val="CommentTok"/>
+        </w:rPr>
+        <w:t xml:space="preserve"># Build the application image (first time, takes ~2-3 minutes)</w:t>
+      </w:r>
+      <w:r>
+        <w:br/>
+      </w:r>
+      <w:r>
+        <w:rPr>
           <w:rStyle w:val="ExtensionTok"/>
         </w:rPr>
         <w:t xml:space="preserve">docker</w:t>
@@ -7285,6 +8346,18 @@
         <w:br/>
       </w:r>
       <w:r>
+        <w:br/>
+      </w:r>
+      <w:r>
+        <w:rPr>
+          <w:rStyle w:val="CommentTok"/>
+        </w:rPr>
+        <w:t xml:space="preserve"># Start all services (postgres, app, nginx)</w:t>
+      </w:r>
+      <w:r>
+        <w:br/>
+      </w:r>
+      <w:r>
         <w:rPr>
           <w:rStyle w:val="ExtensionTok"/>
         </w:rPr>
@@ -7302,9 +8375,203 @@
         </w:rPr>
         <w:t xml:space="preserve">-d</w:t>
       </w:r>
-    </w:p>
-    <w:bookmarkEnd w:id="41"/>
-    <w:bookmarkStart w:id="42" w:name="environment-variables"/>
+      <w:r>
+        <w:br/>
+      </w:r>
+      <w:r>
+        <w:br/>
+      </w:r>
+      <w:r>
+        <w:rPr>
+          <w:rStyle w:val="CommentTok"/>
+        </w:rPr>
+        <w:t xml:space="preserve"># Verify all 3 containers are running</w:t>
+      </w:r>
+      <w:r>
+        <w:br/>
+      </w:r>
+      <w:r>
+        <w:rPr>
+          <w:rStyle w:val="ExtensionTok"/>
+        </w:rPr>
+        <w:t xml:space="preserve">docker</w:t>
+      </w:r>
+      <w:r>
+        <w:rPr>
+          <w:rStyle w:val="NormalTok"/>
+        </w:rPr>
+        <w:t xml:space="preserve"> ps</w:t>
+      </w:r>
+    </w:p>
+    <w:p>
+      <w:pPr>
+        <w:pStyle w:val="FirstParagraph"/>
+      </w:pPr>
+      <w:r>
+        <w:t xml:space="preserve">Expected output: 3 containers running —</w:t>
+      </w:r>
+      <w:r>
+        <w:t xml:space="preserve"> </w:t>
+      </w:r>
+      <w:r>
+        <w:rPr>
+          <w:rStyle w:val="VerbatimChar"/>
+        </w:rPr>
+        <w:t xml:space="preserve">sap-postgres</w:t>
+      </w:r>
+      <w:r>
+        <w:t xml:space="preserve">,</w:t>
+      </w:r>
+      <w:r>
+        <w:t xml:space="preserve"> </w:t>
+      </w:r>
+      <w:r>
+        <w:rPr>
+          <w:rStyle w:val="VerbatimChar"/>
+        </w:rPr>
+        <w:t xml:space="preserve">sap-app</w:t>
+      </w:r>
+      <w:r>
+        <w:t xml:space="preserve">,</w:t>
+      </w:r>
+      <w:r>
+        <w:t xml:space="preserve"> </w:t>
+      </w:r>
+      <w:r>
+        <w:rPr>
+          <w:rStyle w:val="VerbatimChar"/>
+        </w:rPr>
+        <w:t xml:space="preserve">sap-nginx</w:t>
+      </w:r>
+      <w:r>
+        <w:t xml:space="preserve">.</w:t>
+      </w:r>
+    </w:p>
+    <w:bookmarkEnd w:id="47"/>
+    <w:bookmarkStart w:id="48" w:name="step-8-verify-deployment"/>
+    <w:p>
+      <w:pPr>
+        <w:pStyle w:val="Heading3"/>
+      </w:pPr>
+      <w:r>
+        <w:t xml:space="preserve">Step 8: Verify Deployment</w:t>
+      </w:r>
+    </w:p>
+    <w:p>
+      <w:pPr>
+        <w:pStyle w:val="SourceCode"/>
+      </w:pPr>
+      <w:r>
+        <w:rPr>
+          <w:rStyle w:val="CommentTok"/>
+        </w:rPr>
+        <w:t xml:space="preserve"># Check app logs</w:t>
+      </w:r>
+      <w:r>
+        <w:br/>
+      </w:r>
+      <w:r>
+        <w:rPr>
+          <w:rStyle w:val="ExtensionTok"/>
+        </w:rPr>
+        <w:t xml:space="preserve">docker</w:t>
+      </w:r>
+      <w:r>
+        <w:rPr>
+          <w:rStyle w:val="NormalTok"/>
+        </w:rPr>
+        <w:t xml:space="preserve"> logs </w:t>
+      </w:r>
+      <w:r>
+        <w:rPr>
+          <w:rStyle w:val="AttributeTok"/>
+        </w:rPr>
+        <w:t xml:space="preserve">-f</w:t>
+      </w:r>
+      <w:r>
+        <w:rPr>
+          <w:rStyle w:val="NormalTok"/>
+        </w:rPr>
+        <w:t xml:space="preserve"> sap-app</w:t>
+      </w:r>
+      <w:r>
+        <w:br/>
+      </w:r>
+      <w:r>
+        <w:br/>
+      </w:r>
+      <w:r>
+        <w:rPr>
+          <w:rStyle w:val="CommentTok"/>
+        </w:rPr>
+        <w:t xml:space="preserve"># Expected: "Application disponible sur http://0.0.0.0:3000"</w:t>
+      </w:r>
+      <w:r>
+        <w:br/>
+      </w:r>
+      <w:r>
+        <w:br/>
+      </w:r>
+      <w:r>
+        <w:rPr>
+          <w:rStyle w:val="CommentTok"/>
+        </w:rPr>
+        <w:t xml:space="preserve"># Test HTTPS access</w:t>
+      </w:r>
+      <w:r>
+        <w:br/>
+      </w:r>
+      <w:r>
+        <w:rPr>
+          <w:rStyle w:val="ExtensionTok"/>
+        </w:rPr>
+        <w:t xml:space="preserve">curl</w:t>
+      </w:r>
+      <w:r>
+        <w:rPr>
+          <w:rStyle w:val="NormalTok"/>
+        </w:rPr>
+        <w:t xml:space="preserve"> </w:t>
+      </w:r>
+      <w:r>
+        <w:rPr>
+          <w:rStyle w:val="AttributeTok"/>
+        </w:rPr>
+        <w:t xml:space="preserve">-k</w:t>
+      </w:r>
+      <w:r>
+        <w:rPr>
+          <w:rStyle w:val="NormalTok"/>
+        </w:rPr>
+        <w:t xml:space="preserve"> https://localhost:8443</w:t>
+      </w:r>
+    </w:p>
+    <w:p>
+      <w:pPr>
+        <w:pStyle w:val="FirstParagraph"/>
+      </w:pPr>
+      <w:r>
+        <w:t xml:space="preserve">Open</w:t>
+      </w:r>
+      <w:r>
+        <w:t xml:space="preserve"> </w:t>
+      </w:r>
+      <w:r>
+        <w:rPr>
+          <w:rStyle w:val="VerbatimChar"/>
+        </w:rPr>
+        <w:t xml:space="preserve">https://&lt;YOUR_DOMAIN&gt;:8443</w:t>
+      </w:r>
+      <w:r>
+        <w:t xml:space="preserve"> </w:t>
+      </w:r>
+      <w:r>
+        <w:t xml:space="preserve">in your browser. You should see the login page.</w:t>
+      </w:r>
+    </w:p>
+    <w:bookmarkEnd w:id="48"/>
+    <w:bookmarkEnd w:id="49"/>
+    <w:bookmarkStart w:id="50" w:name="environment-variables"/>
     <w:p>
       <w:pPr>
         <w:pStyle w:val="Heading2"/>
@@ -7949,8 +9216,8 @@
         <w:t xml:space="preserve">→ baked into JS bundle during build. Changing requires rebuild.</w:t>
       </w:r>
     </w:p>
-    <w:bookmarkEnd w:id="42"/>
-    <w:bookmarkStart w:id="43" w:name="container-startup-sequence"/>
+    <w:bookmarkEnd w:id="50"/>
+    <w:bookmarkStart w:id="51" w:name="container-startup-sequence"/>
     <w:p>
       <w:pPr>
         <w:pStyle w:val="Heading2"/>
@@ -8009,8 +9276,8 @@
         <w:t xml:space="preserve">4. Start Next.js as unprivileged user (UID 1001)</w:t>
       </w:r>
     </w:p>
-    <w:bookmarkEnd w:id="43"/>
-    <w:bookmarkStart w:id="44" w:name="updating"/>
+    <w:bookmarkEnd w:id="51"/>
+    <w:bookmarkStart w:id="52" w:name="updating"/>
     <w:p>
       <w:pPr>
         <w:pStyle w:val="Heading2"/>
@@ -8113,8 +9380,8 @@
         <w:t xml:space="preserve">to ensure code changes are included.</w:t>
       </w:r>
     </w:p>
-    <w:bookmarkEnd w:id="44"/>
-    <w:bookmarkStart w:id="45" w:name="nginx-configuration"/>
+    <w:bookmarkEnd w:id="52"/>
+    <w:bookmarkStart w:id="53" w:name="nginx-configuration"/>
     <w:p>
       <w:pPr>
         <w:pStyle w:val="Heading2"/>
@@ -8225,9 +9492,9 @@
         <w:t xml:space="preserve">docker volume rm sap_almalinux_nginx-certs &amp;&amp; docker compose restart nginx</w:t>
       </w:r>
     </w:p>
-    <w:bookmarkEnd w:id="45"/>
-    <w:bookmarkEnd w:id="46"/>
-    <w:bookmarkStart w:id="47" w:name="cicd-pipeline-gitlab"/>
+    <w:bookmarkEnd w:id="53"/>
+    <w:bookmarkEnd w:id="54"/>
+    <w:bookmarkStart w:id="55" w:name="cicd-pipeline-gitlab"/>
     <w:p>
       <w:pPr>
         <w:pStyle w:val="Heading1"/>
@@ -8669,8 +9936,8 @@
         </w:tc>
       </w:tr>
     </w:tbl>
-    <w:bookmarkEnd w:id="47"/>
-    <w:bookmarkStart w:id="51" w:name="updating-dependencies"/>
+    <w:bookmarkEnd w:id="55"/>
+    <w:bookmarkStart w:id="59" w:name="updating-dependencies"/>
     <w:p>
       <w:pPr>
         <w:pStyle w:val="Heading1"/>
@@ -8679,7 +9946,7 @@
         <w:t xml:space="preserve">9. Updating Dependencies</w:t>
       </w:r>
     </w:p>
-    <w:bookmarkStart w:id="48" w:name="key-packages"/>
+    <w:bookmarkStart w:id="56" w:name="key-packages"/>
     <w:p>
       <w:pPr>
         <w:pStyle w:val="Heading2"/>
@@ -9048,8 +10315,8 @@
         </w:tc>
       </w:tr>
     </w:tbl>
-    <w:bookmarkEnd w:id="48"/>
-    <w:bookmarkStart w:id="49" w:name="node.js-version-docker"/>
+    <w:bookmarkEnd w:id="56"/>
+    <w:bookmarkStart w:id="57" w:name="node.js-version-docker"/>
     <w:p>
       <w:pPr>
         <w:pStyle w:val="Heading2"/>
@@ -9117,8 +10384,8 @@
         <w:t xml:space="preserve">Stay on LTS versions (20, 22, 24…).</w:t>
       </w:r>
     </w:p>
-    <w:bookmarkEnd w:id="49"/>
-    <w:bookmarkStart w:id="50" w:name="postgresql-version"/>
+    <w:bookmarkEnd w:id="57"/>
+    <w:bookmarkStart w:id="58" w:name="postgresql-version"/>
     <w:p>
       <w:pPr>
         <w:pStyle w:val="Heading2"/>
@@ -9223,9 +10490,9 @@
         <w:t xml:space="preserve">→ restore via Settings</w:t>
       </w:r>
     </w:p>
-    <w:bookmarkEnd w:id="50"/>
-    <w:bookmarkEnd w:id="51"/>
-    <w:bookmarkStart w:id="52" w:name="project-structure"/>
+    <w:bookmarkEnd w:id="58"/>
+    <w:bookmarkEnd w:id="59"/>
+    <w:bookmarkStart w:id="60" w:name="project-structure"/>
     <w:p>
       <w:pPr>
         <w:pStyle w:val="Heading1"/>
@@ -9677,8 +10944,8 @@
         <w:t xml:space="preserve">+-- .gitlab-ci.yml</w:t>
       </w:r>
     </w:p>
-    <w:bookmarkEnd w:id="52"/>
-    <w:bookmarkStart w:id="57" w:name="troubleshooting"/>
+    <w:bookmarkEnd w:id="60"/>
+    <w:bookmarkStart w:id="65" w:name="troubleshooting"/>
     <w:p>
       <w:pPr>
         <w:pStyle w:val="Heading1"/>
@@ -9687,7 +10954,7 @@
         <w:t xml:space="preserve">11. Troubleshooting</w:t>
       </w:r>
     </w:p>
-    <w:bookmarkStart w:id="53" w:name="common-issues"/>
+    <w:bookmarkStart w:id="61" w:name="common-issues"/>
     <w:p>
       <w:pPr>
         <w:pStyle w:val="Heading2"/>
@@ -10211,8 +11478,8 @@
         </w:tc>
       </w:tr>
     </w:tbl>
-    <w:bookmarkEnd w:id="53"/>
-    <w:bookmarkStart w:id="54" w:name="useful-commands"/>
+    <w:bookmarkEnd w:id="61"/>
+    <w:bookmarkStart w:id="62" w:name="useful-commands"/>
     <w:p>
       <w:pPr>
         <w:pStyle w:val="Heading2"/>
@@ -10724,8 +11991,8 @@
         <w:t xml:space="preserve">'SELECT u."firstName", u."lastName", COUNT(a.id) as total FROM "User" u LEFT JOIN "ShiftAssignment" a ON u.id = a."userId" GROUP BY u.id ORDER BY total DESC'</w:t>
       </w:r>
     </w:p>
-    <w:bookmarkEnd w:id="54"/>
-    <w:bookmarkStart w:id="55" w:name="debugging-the-planner"/>
+    <w:bookmarkEnd w:id="62"/>
+    <w:bookmarkStart w:id="63" w:name="debugging-the-planner"/>
     <w:p>
       <w:pPr>
         <w:pStyle w:val="Heading2"/>
@@ -10794,8 +12061,8 @@
         <w:t xml:space="preserve">Check availability: Users &gt; Edit user &gt; Availability</w:t>
       </w:r>
     </w:p>
-    <w:bookmarkEnd w:id="55"/>
-    <w:bookmarkStart w:id="56" w:name="logs"/>
+    <w:bookmarkEnd w:id="63"/>
+    <w:bookmarkStart w:id="64" w:name="logs"/>
     <w:p>
       <w:pPr>
         <w:pStyle w:val="Heading2"/>
@@ -10919,8 +12186,8 @@
         <w:t xml:space="preserve">: json-file driver with max-size limits</w:t>
       </w:r>
     </w:p>
-    <w:bookmarkEnd w:id="56"/>
-    <w:bookmarkEnd w:id="57"/>
+    <w:bookmarkEnd w:id="64"/>
+    <w:bookmarkEnd w:id="65"/>
     <w:sectPr>
       <w:footnotePr>
         <w:numRestart w:val="eachSect"/>
